--- a/Assignments/Physics 441 Assignments 4.docx
+++ b/Assignments/Physics 441 Assignments 4.docx
@@ -12,128 +12,43 @@
         </w:rPr>
       </w:pPr>
       <w:r>
-        <w:t xml:space="preserve">    </w:t>
+        <w:t>PHYS 441/541 Assignment 4</w:t>
       </w:r>
       <w:r>
         <w:rPr>
           <w:sz w:val="22"/>
           <w:szCs w:val="22"/>
         </w:rPr>
-        <w:t>Physics 441</w:t>
       </w:r>
       <w:r>
         <w:rPr>
           <w:sz w:val="22"/>
           <w:szCs w:val="22"/>
         </w:rPr>
-        <w:t>/</w:t>
       </w:r>
       <w:r>
         <w:rPr>
           <w:sz w:val="22"/>
           <w:szCs w:val="22"/>
         </w:rPr>
-        <w:t>PCSE 503</w:t>
       </w:r>
       <w:r>
         <w:rPr>
           <w:sz w:val="22"/>
           <w:szCs w:val="22"/>
         </w:rPr>
-        <w:t xml:space="preserve"> Assignment</w:t>
       </w:r>
       <w:r>
         <w:rPr>
           <w:sz w:val="22"/>
           <w:szCs w:val="22"/>
         </w:rPr>
-        <w:t xml:space="preserve"> </w:t>
       </w:r>
       <w:r>
         <w:rPr>
           <w:sz w:val="22"/>
           <w:szCs w:val="22"/>
         </w:rPr>
-        <w:t>4</w:t>
-      </w:r>
-    </w:p>
-    <w:p>
-      <w:pPr>
-        <w:jc w:val="center"/>
-        <w:rPr>
-          <w:sz w:val="22"/>
-          <w:szCs w:val="22"/>
-        </w:rPr>
-      </w:pPr>
-      <w:r>
-        <w:rPr>
-          <w:sz w:val="22"/>
-          <w:szCs w:val="22"/>
-        </w:rPr>
-        <w:t xml:space="preserve">Due Date: </w:t>
-      </w:r>
-      <w:r>
-        <w:rPr>
-          <w:sz w:val="22"/>
-          <w:szCs w:val="22"/>
-        </w:rPr>
-        <w:t xml:space="preserve"> </w:t>
-      </w:r>
-      <w:r>
-        <w:rPr>
-          <w:sz w:val="22"/>
-          <w:szCs w:val="22"/>
-        </w:rPr>
-        <w:t>Wednesday</w:t>
-      </w:r>
-      <w:r>
-        <w:rPr>
-          <w:sz w:val="22"/>
-          <w:szCs w:val="22"/>
-        </w:rPr>
-        <w:t xml:space="preserve">, </w:t>
-      </w:r>
-      <w:r>
-        <w:rPr>
-          <w:sz w:val="22"/>
-          <w:szCs w:val="22"/>
-        </w:rPr>
-        <w:t>November</w:t>
-      </w:r>
-      <w:r>
-        <w:rPr>
-          <w:sz w:val="22"/>
-          <w:szCs w:val="22"/>
-        </w:rPr>
-        <w:t xml:space="preserve"> </w:t>
-      </w:r>
-      <w:r>
-        <w:rPr>
-          <w:sz w:val="22"/>
-          <w:szCs w:val="22"/>
-        </w:rPr>
-        <w:t>8</w:t>
-      </w:r>
-      <w:r>
-        <w:rPr>
-          <w:sz w:val="22"/>
-          <w:szCs w:val="22"/>
-        </w:rPr>
-        <w:t>,</w:t>
-      </w:r>
-      <w:r>
-        <w:rPr>
-          <w:sz w:val="22"/>
-          <w:szCs w:val="22"/>
-        </w:rPr>
-        <w:t xml:space="preserve"> </w:t>
-      </w:r>
-      <w:r>
-        <w:rPr>
-          <w:sz w:val="22"/>
-          <w:szCs w:val="22"/>
-        </w:rPr>
-        <w:t>2023</w:t>
       </w:r>
     </w:p>
     <w:p>
@@ -153,20 +68,11 @@
         </w:numPr>
       </w:pPr>
       <w:r>
-        <w:t>In the Dungeons and Dragons game, there are a couple of central</w:t>
-      </w:r>
-      <w:r>
-        <w:br/>
-        <w:t>features that are important to the game. One of these that dice</w:t>
-      </w:r>
-      <w:r>
-        <w:br/>
-        <w:t>with different numbers of sides are used to determine the outcome</w:t>
-      </w:r>
-      <w:r>
-        <w:br/>
-        <w:t xml:space="preserve">of certain events. </w:t>
-      </w:r>
+        <w:t>In Dungeons &amp; Dragons, dice with different numbers of sides determine the outcomes of many events.</w:t>
+      </w:r>
+      <w:r/>
+      <w:r/>
+      <w:r/>
     </w:p>
     <w:p>
       <w:pPr>
@@ -263,7 +169,7 @@
         </w:numPr>
       </w:pPr>
       <w:r>
-        <w:t>Write a Python function that rolls and n-sided die a total of m times, and returns the MAXIMUM value rolled.</w:t>
+        <w:t>Write a Python function that rolls an n-sided die a total of m times and returns the maximum value rolled.</w:t>
       </w:r>
     </w:p>
     <w:p>
@@ -275,17 +181,11 @@
         </w:numPr>
       </w:pPr>
       <w:r>
-        <w:t xml:space="preserve">Simulate rolling a 20-sided die, where one rolls the die TWICE, and takes the maximum of the two rolls.  Plot a histogram of the results of doing this </w:t>
-      </w:r>
-      <w:r>
-        <w:t>1000000</w:t>
-      </w:r>
-      <w:r>
-        <w:t>.</w:t>
-      </w:r>
-      <w:r>
-        <w:t xml:space="preserve">   Does the shape of the histogram make sense?</w:t>
-      </w:r>
+        <w:t>Simulate rolling a 20-sided die twice and taking the maximum of the two rolls. Repeat this experiment 1,000,000 times and plot a histogram of the maximum values. Does the shape of the histogram make sense?</w:t>
+      </w:r>
+      <w:r/>
+      <w:r/>
+      <w:r/>
     </w:p>
     <w:p>
       <w:pPr>
@@ -301,37 +201,23 @@
         </w:numPr>
       </w:pPr>
       <w:r>
-        <w:t xml:space="preserve">Beginning with the </w:t>
+        <w:t>Beginning with JupyterNotebooks/Week7and8/PredatorPreyModel/zombie_apocalypse.ipynb, add the ability to adjust all model parameters (Pi, delta, beta, alpha, and zeta), as demonstrated in pandemic.ipynb. Search for a set of parameters that gives the best chance of defeating the zombie apocalypse. What can you conclude? Which interventions should be prioritized?</w:t>
       </w:r>
       <w:proofErr w:type="spellStart"/>
-      <w:r>
-        <w:t>zombie_</w:t>
-      </w:r>
+      <w:r/>
       <w:proofErr w:type="gramStart"/>
-      <w:r>
-        <w:t>apocalypse.ipynb</w:t>
-      </w:r>
+      <w:r/>
       <w:proofErr w:type="spellEnd"/>
       <w:proofErr w:type="gramEnd"/>
-      <w:r>
-        <w:t xml:space="preserve"> notebook in the Week7/</w:t>
-      </w:r>
+      <w:r/>
       <w:proofErr w:type="spellStart"/>
-      <w:r>
-        <w:t>PredatorPreyModel</w:t>
-      </w:r>
+      <w:r/>
       <w:proofErr w:type="spellEnd"/>
-      <w:r>
-        <w:t xml:space="preserve"> folder, add the ability to adjust all of the parameters of the model (Pi, delta, beta, alpha, zeta) as was done in </w:t>
-      </w:r>
+      <w:r/>
       <w:proofErr w:type="spellStart"/>
-      <w:r>
-        <w:t>pandemic.ipynb</w:t>
-      </w:r>
+      <w:r/>
       <w:proofErr w:type="spellEnd"/>
-      <w:r>
-        <w:t>.  Search for a set of parameters that would give the best chance for defeating the zombie apocalypse.  What can you conclude from this?  What should we focus on, in terms of defeating the army of the dead?</w:t>
-      </w:r>
+      <w:r/>
     </w:p>
     <w:p>
       <w:pPr>
